--- a/docs/phase3/ai-usage.docx
+++ b/docs/phase3/ai-usage.docx
@@ -432,10 +432,161 @@
               <w:pStyle w:val="ds-markdown-paragraph"/>
               <w:shd w:val="clear" w:color="auto" w:fill="FFFFFF"/>
               <w:spacing w:before="240" w:beforeAutospacing="0" w:after="240" w:afterAutospacing="0" w:line="276" w:lineRule="auto"/>
+              <w:jc w:val="both"/>
               <w:rPr>
                 <w:color w:val="0F1115"/>
               </w:rPr>
             </w:pPr>
+            <w:r>
+              <w:rPr>
+                <w:color w:val="0F1115"/>
+              </w:rPr>
+              <w:t>AI has been used to help understand and fix these errors:</w:t>
+            </w:r>
+          </w:p>
+          <w:p>
+            <w:pPr>
+              <w:numPr>
+                <w:ilvl w:val="0"/>
+                <w:numId w:val="1"/>
+              </w:numPr>
+              <w:shd w:val="clear" w:color="auto" w:fill="FFFFFF"/>
+              <w:suppressAutoHyphens w:val="0"/>
+              <w:spacing w:after="0" w:line="240" w:lineRule="auto"/>
+              <w:jc w:val="both"/>
+              <w:rPr>
+                <w:rFonts w:ascii="Times New Roman" w:eastAsia="Times New Roman" w:hAnsi="Times New Roman" w:cs="Times New Roman"/>
+                <w:color w:val="0F1115"/>
+                <w:kern w:val="0"/>
+                <w14:ligatures w14:val="none"/>
+              </w:rPr>
+            </w:pPr>
+            <w:r>
+              <w:rPr>
+                <w:rFonts w:ascii="Times New Roman" w:eastAsia="Times New Roman" w:hAnsi="Times New Roman" w:cs="Times New Roman"/>
+                <w:color w:val="0F1115"/>
+                <w:kern w:val="0"/>
+                <w14:ligatures w14:val="none"/>
+              </w:rPr>
+              <w:t>Veryfi API keys weren't being found because the .env file path was wrong</w:t>
+            </w:r>
+            <w:r>
+              <w:rPr>
+                <w:rFonts w:ascii="Times New Roman" w:eastAsia="Times New Roman" w:hAnsi="Times New Roman" w:cs="Times New Roman"/>
+                <w:color w:val="0F1115"/>
+                <w:kern w:val="0"/>
+                <w14:ligatures w14:val="none"/>
+              </w:rPr>
+              <w:t>.</w:t>
+            </w:r>
+          </w:p>
+          <w:p>
+            <w:pPr>
+              <w:numPr>
+                <w:ilvl w:val="0"/>
+                <w:numId w:val="1"/>
+              </w:numPr>
+              <w:shd w:val="clear" w:color="auto" w:fill="FFFFFF"/>
+              <w:suppressAutoHyphens w:val="0"/>
+              <w:spacing w:after="0" w:line="240" w:lineRule="auto"/>
+              <w:jc w:val="both"/>
+              <w:rPr>
+                <w:rFonts w:ascii="Times New Roman" w:eastAsia="Times New Roman" w:hAnsi="Times New Roman" w:cs="Times New Roman"/>
+                <w:color w:val="0F1115"/>
+                <w:kern w:val="0"/>
+                <w14:ligatures w14:val="none"/>
+              </w:rPr>
+            </w:pPr>
+            <w:r>
+              <w:rPr>
+                <w:rFonts w:ascii="Times New Roman" w:eastAsia="Times New Roman" w:hAnsi="Times New Roman" w:cs="Times New Roman"/>
+                <w:color w:val="0F1115"/>
+                <w:kern w:val="0"/>
+                <w14:ligatures w14:val="none"/>
+              </w:rPr>
+              <w:t>JWT secret key wasn't loading, which broke the login system</w:t>
+            </w:r>
+            <w:r>
+              <w:rPr>
+                <w:rFonts w:ascii="Times New Roman" w:eastAsia="Times New Roman" w:hAnsi="Times New Roman" w:cs="Times New Roman"/>
+                <w:color w:val="0F1115"/>
+                <w:kern w:val="0"/>
+                <w14:ligatures w14:val="none"/>
+              </w:rPr>
+              <w:t>.</w:t>
+            </w:r>
+          </w:p>
+          <w:p>
+            <w:pPr>
+              <w:numPr>
+                <w:ilvl w:val="0"/>
+                <w:numId w:val="1"/>
+              </w:numPr>
+              <w:shd w:val="clear" w:color="auto" w:fill="FFFFFF"/>
+              <w:suppressAutoHyphens w:val="0"/>
+              <w:spacing w:after="0" w:line="240" w:lineRule="auto"/>
+              <w:jc w:val="both"/>
+              <w:rPr>
+                <w:rFonts w:ascii="Times New Roman" w:eastAsia="Times New Roman" w:hAnsi="Times New Roman" w:cs="Times New Roman"/>
+                <w:color w:val="0F1115"/>
+                <w:kern w:val="0"/>
+                <w14:ligatures w14:val="none"/>
+              </w:rPr>
+            </w:pPr>
+            <w:r>
+              <w:rPr>
+                <w:rFonts w:ascii="Times New Roman" w:eastAsia="Times New Roman" w:hAnsi="Times New Roman" w:cs="Times New Roman"/>
+                <w:color w:val="0F1115"/>
+                <w:kern w:val="0"/>
+                <w14:ligatures w14:val="none"/>
+              </w:rPr>
+              <w:t xml:space="preserve">Receipt line items weren't saving to the database because there was no code to insert </w:t>
+            </w:r>
+            <w:r>
+              <w:rPr>
+                <w:rFonts w:ascii="Times New Roman" w:eastAsia="Times New Roman" w:hAnsi="Times New Roman" w:cs="Times New Roman"/>
+                <w:color w:val="0F1115"/>
+                <w:kern w:val="0"/>
+                <w14:ligatures w14:val="none"/>
+              </w:rPr>
+              <w:t>them.</w:t>
+            </w:r>
+          </w:p>
+          <w:p>
+            <w:pPr>
+              <w:numPr>
+                <w:ilvl w:val="0"/>
+                <w:numId w:val="1"/>
+              </w:numPr>
+              <w:shd w:val="clear" w:color="auto" w:fill="FFFFFF"/>
+              <w:suppressAutoHyphens w:val="0"/>
+              <w:spacing w:after="0" w:line="240" w:lineRule="auto"/>
+              <w:jc w:val="both"/>
+              <w:rPr>
+                <w:rFonts w:ascii="Times New Roman" w:eastAsia="Times New Roman" w:hAnsi="Times New Roman" w:cs="Times New Roman"/>
+                <w:color w:val="0F1115"/>
+                <w:kern w:val="0"/>
+                <w14:ligatures w14:val="none"/>
+              </w:rPr>
+            </w:pPr>
+            <w:r>
+              <w:rPr>
+                <w:rFonts w:ascii="Times New Roman" w:eastAsia="Times New Roman" w:hAnsi="Times New Roman" w:cs="Times New Roman"/>
+                <w:color w:val="0F1115"/>
+                <w:kern w:val="0"/>
+                <w14:ligatures w14:val="none"/>
+              </w:rPr>
+              <w:t>Feedback failed to send because there was no space after "Bearer" in the authorization header</w:t>
+            </w:r>
+            <w:r>
+              <w:rPr>
+                <w:rFonts w:ascii="Times New Roman" w:eastAsia="Times New Roman" w:hAnsi="Times New Roman" w:cs="Times New Roman"/>
+                <w:color w:val="0F1115"/>
+                <w:kern w:val="0"/>
+                <w14:ligatures w14:val="none"/>
+              </w:rPr>
+              <w:t>.</w:t>
+            </w:r>
           </w:p>
         </w:tc>
       </w:tr>
@@ -533,6 +684,734 @@
     </w:sectPr>
   </w:body>
 </w:document>
+</file>
+
+<file path=word/numbering.xml><?xml version="1.0" encoding="utf-8"?>
+<w:numbering xmlns:wpc="http://schemas.microsoft.com/office/word/2010/wordprocessingCanvas" xmlns:cx="http://schemas.microsoft.com/office/drawing/2014/chartex" xmlns:cx1="http://schemas.microsoft.com/office/drawing/2015/9/8/chartex" xmlns:cx2="http://schemas.microsoft.com/office/drawing/2015/10/21/chartex" xmlns:cx3="http://schemas.microsoft.com/office/drawing/2016/5/9/chartex" xmlns:cx4="http://schemas.microsoft.com/office/drawing/2016/5/10/chartex" xmlns:cx5="http://schemas.microsoft.com/office/drawing/2016/5/11/chartex" xmlns:cx6="http://schemas.microsoft.com/office/drawing/2016/5/12/chartex" xmlns:cx7="http://schemas.microsoft.com/office/drawing/2016/5/13/chartex" xmlns:cx8="http://schemas.microsoft.com/office/drawing/2016/5/14/chartex" xmlns:mc="http://schemas.openxmlformats.org/markup-compatibility/2006" xmlns:aink="http://schemas.microsoft.com/office/drawing/2016/ink" xmlns:am3d="http://schemas.microsoft.com/office/drawing/2017/model3d" xmlns:o="urn:schemas-microsoft-com:office:office" xmlns:oel="http://schemas.microsoft.com/office/2019/extlst" xmlns:r="http://schemas.openxmlformats.org/officeDocument/2006/relationships" xmlns:m="http://schemas.openxmlformats.org/officeDocument/2006/math" xmlns:v="urn:schemas-microsoft-com:vml" xmlns:wp14="http://schemas.microsoft.com/office/word/2010/wordprocessingDrawing" xmlns:wp="http://schemas.openxmlformats.org/drawingml/2006/wordprocessingDrawing" xmlns:w10="urn:schemas-microsoft-com:office:word" xmlns:w="http://schemas.openxmlformats.org/wordprocessingml/2006/main" xmlns:w14="http://schemas.microsoft.com/office/word/2010/wordml" xmlns:w15="http://schemas.microsoft.com/office/word/2012/wordml" xmlns:w16cex="http://schemas.microsoft.com/office/word/2018/wordml/cex" xmlns:w16cid="http://schemas.microsoft.com/office/word/2016/wordml/cid" xmlns:w16="http://schemas.microsoft.com/office/word/2018/wordml" xmlns:w16du="http://schemas.microsoft.com/office/word/2023/wordml/word16du" xmlns:w16sdtdh="http://schemas.microsoft.com/office/word/2020/wordml/sdtdatahash" xmlns:w16se="http://schemas.microsoft.com/office/word/2015/wordml/symex" xmlns:wpg="http://schemas.microsoft.com/office/word/2010/wordprocessingGroup" xmlns:wpi="http://schemas.microsoft.com/office/word/2010/wordprocessingInk" xmlns:wne="http://schemas.microsoft.com/office/word/2006/wordml" xmlns:wps="http://schemas.microsoft.com/office/word/2010/wordprocessingShape" mc:Ignorable="w14 w15 w16se w16cid w16 w16cex w16sdtdh w16du wp14">
+  <w:abstractNum w:abstractNumId="0" w15:restartNumberingAfterBreak="0">
+    <w:nsid w:val="0D496E4A"/>
+    <w:multiLevelType w:val="multilevel"/>
+    <w:tmpl w:val="D4043438"/>
+    <w:lvl w:ilvl="0">
+      <w:start w:val="1"/>
+      <w:numFmt w:val="bullet"/>
+      <w:lvlText w:val=""/>
+      <w:lvlJc w:val="left"/>
+      <w:pPr>
+        <w:tabs>
+          <w:tab w:val="num" w:pos="720"/>
+        </w:tabs>
+        <w:ind w:left="720" w:hanging="360"/>
+      </w:pPr>
+      <w:rPr>
+        <w:rFonts w:ascii="Symbol" w:hAnsi="Symbol" w:hint="default"/>
+        <w:sz w:val="20"/>
+      </w:rPr>
+    </w:lvl>
+    <w:lvl w:ilvl="1" w:tentative="1">
+      <w:start w:val="1"/>
+      <w:numFmt w:val="bullet"/>
+      <w:lvlText w:val="o"/>
+      <w:lvlJc w:val="left"/>
+      <w:pPr>
+        <w:tabs>
+          <w:tab w:val="num" w:pos="1440"/>
+        </w:tabs>
+        <w:ind w:left="1440" w:hanging="360"/>
+      </w:pPr>
+      <w:rPr>
+        <w:rFonts w:ascii="Courier New" w:hAnsi="Courier New" w:hint="default"/>
+        <w:sz w:val="20"/>
+      </w:rPr>
+    </w:lvl>
+    <w:lvl w:ilvl="2" w:tentative="1">
+      <w:start w:val="1"/>
+      <w:numFmt w:val="bullet"/>
+      <w:lvlText w:val=""/>
+      <w:lvlJc w:val="left"/>
+      <w:pPr>
+        <w:tabs>
+          <w:tab w:val="num" w:pos="2160"/>
+        </w:tabs>
+        <w:ind w:left="2160" w:hanging="360"/>
+      </w:pPr>
+      <w:rPr>
+        <w:rFonts w:ascii="Wingdings" w:hAnsi="Wingdings" w:hint="default"/>
+        <w:sz w:val="20"/>
+      </w:rPr>
+    </w:lvl>
+    <w:lvl w:ilvl="3" w:tentative="1">
+      <w:start w:val="1"/>
+      <w:numFmt w:val="bullet"/>
+      <w:lvlText w:val=""/>
+      <w:lvlJc w:val="left"/>
+      <w:pPr>
+        <w:tabs>
+          <w:tab w:val="num" w:pos="2880"/>
+        </w:tabs>
+        <w:ind w:left="2880" w:hanging="360"/>
+      </w:pPr>
+      <w:rPr>
+        <w:rFonts w:ascii="Wingdings" w:hAnsi="Wingdings" w:hint="default"/>
+        <w:sz w:val="20"/>
+      </w:rPr>
+    </w:lvl>
+    <w:lvl w:ilvl="4" w:tentative="1">
+      <w:start w:val="1"/>
+      <w:numFmt w:val="bullet"/>
+      <w:lvlText w:val=""/>
+      <w:lvlJc w:val="left"/>
+      <w:pPr>
+        <w:tabs>
+          <w:tab w:val="num" w:pos="3600"/>
+        </w:tabs>
+        <w:ind w:left="3600" w:hanging="360"/>
+      </w:pPr>
+      <w:rPr>
+        <w:rFonts w:ascii="Wingdings" w:hAnsi="Wingdings" w:hint="default"/>
+        <w:sz w:val="20"/>
+      </w:rPr>
+    </w:lvl>
+    <w:lvl w:ilvl="5" w:tentative="1">
+      <w:start w:val="1"/>
+      <w:numFmt w:val="bullet"/>
+      <w:lvlText w:val=""/>
+      <w:lvlJc w:val="left"/>
+      <w:pPr>
+        <w:tabs>
+          <w:tab w:val="num" w:pos="4320"/>
+        </w:tabs>
+        <w:ind w:left="4320" w:hanging="360"/>
+      </w:pPr>
+      <w:rPr>
+        <w:rFonts w:ascii="Wingdings" w:hAnsi="Wingdings" w:hint="default"/>
+        <w:sz w:val="20"/>
+      </w:rPr>
+    </w:lvl>
+    <w:lvl w:ilvl="6" w:tentative="1">
+      <w:start w:val="1"/>
+      <w:numFmt w:val="bullet"/>
+      <w:lvlText w:val=""/>
+      <w:lvlJc w:val="left"/>
+      <w:pPr>
+        <w:tabs>
+          <w:tab w:val="num" w:pos="5040"/>
+        </w:tabs>
+        <w:ind w:left="5040" w:hanging="360"/>
+      </w:pPr>
+      <w:rPr>
+        <w:rFonts w:ascii="Wingdings" w:hAnsi="Wingdings" w:hint="default"/>
+        <w:sz w:val="20"/>
+      </w:rPr>
+    </w:lvl>
+    <w:lvl w:ilvl="7" w:tentative="1">
+      <w:start w:val="1"/>
+      <w:numFmt w:val="bullet"/>
+      <w:lvlText w:val=""/>
+      <w:lvlJc w:val="left"/>
+      <w:pPr>
+        <w:tabs>
+          <w:tab w:val="num" w:pos="5760"/>
+        </w:tabs>
+        <w:ind w:left="5760" w:hanging="360"/>
+      </w:pPr>
+      <w:rPr>
+        <w:rFonts w:ascii="Wingdings" w:hAnsi="Wingdings" w:hint="default"/>
+        <w:sz w:val="20"/>
+      </w:rPr>
+    </w:lvl>
+    <w:lvl w:ilvl="8" w:tentative="1">
+      <w:start w:val="1"/>
+      <w:numFmt w:val="bullet"/>
+      <w:lvlText w:val=""/>
+      <w:lvlJc w:val="left"/>
+      <w:pPr>
+        <w:tabs>
+          <w:tab w:val="num" w:pos="6480"/>
+        </w:tabs>
+        <w:ind w:left="6480" w:hanging="360"/>
+      </w:pPr>
+      <w:rPr>
+        <w:rFonts w:ascii="Wingdings" w:hAnsi="Wingdings" w:hint="default"/>
+        <w:sz w:val="20"/>
+      </w:rPr>
+    </w:lvl>
+  </w:abstractNum>
+  <w:abstractNum w:abstractNumId="1" w15:restartNumberingAfterBreak="0">
+    <w:nsid w:val="194D4CEB"/>
+    <w:multiLevelType w:val="multilevel"/>
+    <w:tmpl w:val="2998FEDA"/>
+    <w:lvl w:ilvl="0">
+      <w:start w:val="1"/>
+      <w:numFmt w:val="bullet"/>
+      <w:lvlText w:val=""/>
+      <w:lvlJc w:val="left"/>
+      <w:pPr>
+        <w:tabs>
+          <w:tab w:val="num" w:pos="720"/>
+        </w:tabs>
+        <w:ind w:left="720" w:hanging="360"/>
+      </w:pPr>
+      <w:rPr>
+        <w:rFonts w:ascii="Symbol" w:hAnsi="Symbol" w:hint="default"/>
+        <w:sz w:val="20"/>
+      </w:rPr>
+    </w:lvl>
+    <w:lvl w:ilvl="1" w:tentative="1">
+      <w:start w:val="1"/>
+      <w:numFmt w:val="bullet"/>
+      <w:lvlText w:val="o"/>
+      <w:lvlJc w:val="left"/>
+      <w:pPr>
+        <w:tabs>
+          <w:tab w:val="num" w:pos="1440"/>
+        </w:tabs>
+        <w:ind w:left="1440" w:hanging="360"/>
+      </w:pPr>
+      <w:rPr>
+        <w:rFonts w:ascii="Courier New" w:hAnsi="Courier New" w:hint="default"/>
+        <w:sz w:val="20"/>
+      </w:rPr>
+    </w:lvl>
+    <w:lvl w:ilvl="2" w:tentative="1">
+      <w:start w:val="1"/>
+      <w:numFmt w:val="bullet"/>
+      <w:lvlText w:val=""/>
+      <w:lvlJc w:val="left"/>
+      <w:pPr>
+        <w:tabs>
+          <w:tab w:val="num" w:pos="2160"/>
+        </w:tabs>
+        <w:ind w:left="2160" w:hanging="360"/>
+      </w:pPr>
+      <w:rPr>
+        <w:rFonts w:ascii="Wingdings" w:hAnsi="Wingdings" w:hint="default"/>
+        <w:sz w:val="20"/>
+      </w:rPr>
+    </w:lvl>
+    <w:lvl w:ilvl="3" w:tentative="1">
+      <w:start w:val="1"/>
+      <w:numFmt w:val="bullet"/>
+      <w:lvlText w:val=""/>
+      <w:lvlJc w:val="left"/>
+      <w:pPr>
+        <w:tabs>
+          <w:tab w:val="num" w:pos="2880"/>
+        </w:tabs>
+        <w:ind w:left="2880" w:hanging="360"/>
+      </w:pPr>
+      <w:rPr>
+        <w:rFonts w:ascii="Wingdings" w:hAnsi="Wingdings" w:hint="default"/>
+        <w:sz w:val="20"/>
+      </w:rPr>
+    </w:lvl>
+    <w:lvl w:ilvl="4" w:tentative="1">
+      <w:start w:val="1"/>
+      <w:numFmt w:val="bullet"/>
+      <w:lvlText w:val=""/>
+      <w:lvlJc w:val="left"/>
+      <w:pPr>
+        <w:tabs>
+          <w:tab w:val="num" w:pos="3600"/>
+        </w:tabs>
+        <w:ind w:left="3600" w:hanging="360"/>
+      </w:pPr>
+      <w:rPr>
+        <w:rFonts w:ascii="Wingdings" w:hAnsi="Wingdings" w:hint="default"/>
+        <w:sz w:val="20"/>
+      </w:rPr>
+    </w:lvl>
+    <w:lvl w:ilvl="5" w:tentative="1">
+      <w:start w:val="1"/>
+      <w:numFmt w:val="bullet"/>
+      <w:lvlText w:val=""/>
+      <w:lvlJc w:val="left"/>
+      <w:pPr>
+        <w:tabs>
+          <w:tab w:val="num" w:pos="4320"/>
+        </w:tabs>
+        <w:ind w:left="4320" w:hanging="360"/>
+      </w:pPr>
+      <w:rPr>
+        <w:rFonts w:ascii="Wingdings" w:hAnsi="Wingdings" w:hint="default"/>
+        <w:sz w:val="20"/>
+      </w:rPr>
+    </w:lvl>
+    <w:lvl w:ilvl="6" w:tentative="1">
+      <w:start w:val="1"/>
+      <w:numFmt w:val="bullet"/>
+      <w:lvlText w:val=""/>
+      <w:lvlJc w:val="left"/>
+      <w:pPr>
+        <w:tabs>
+          <w:tab w:val="num" w:pos="5040"/>
+        </w:tabs>
+        <w:ind w:left="5040" w:hanging="360"/>
+      </w:pPr>
+      <w:rPr>
+        <w:rFonts w:ascii="Wingdings" w:hAnsi="Wingdings" w:hint="default"/>
+        <w:sz w:val="20"/>
+      </w:rPr>
+    </w:lvl>
+    <w:lvl w:ilvl="7" w:tentative="1">
+      <w:start w:val="1"/>
+      <w:numFmt w:val="bullet"/>
+      <w:lvlText w:val=""/>
+      <w:lvlJc w:val="left"/>
+      <w:pPr>
+        <w:tabs>
+          <w:tab w:val="num" w:pos="5760"/>
+        </w:tabs>
+        <w:ind w:left="5760" w:hanging="360"/>
+      </w:pPr>
+      <w:rPr>
+        <w:rFonts w:ascii="Wingdings" w:hAnsi="Wingdings" w:hint="default"/>
+        <w:sz w:val="20"/>
+      </w:rPr>
+    </w:lvl>
+    <w:lvl w:ilvl="8" w:tentative="1">
+      <w:start w:val="1"/>
+      <w:numFmt w:val="bullet"/>
+      <w:lvlText w:val=""/>
+      <w:lvlJc w:val="left"/>
+      <w:pPr>
+        <w:tabs>
+          <w:tab w:val="num" w:pos="6480"/>
+        </w:tabs>
+        <w:ind w:left="6480" w:hanging="360"/>
+      </w:pPr>
+      <w:rPr>
+        <w:rFonts w:ascii="Wingdings" w:hAnsi="Wingdings" w:hint="default"/>
+        <w:sz w:val="20"/>
+      </w:rPr>
+    </w:lvl>
+  </w:abstractNum>
+  <w:abstractNum w:abstractNumId="2" w15:restartNumberingAfterBreak="0">
+    <w:nsid w:val="44B47CD0"/>
+    <w:multiLevelType w:val="multilevel"/>
+    <w:tmpl w:val="FCD65802"/>
+    <w:lvl w:ilvl="0">
+      <w:start w:val="1"/>
+      <w:numFmt w:val="bullet"/>
+      <w:lvlText w:val=""/>
+      <w:lvlJc w:val="left"/>
+      <w:pPr>
+        <w:tabs>
+          <w:tab w:val="num" w:pos="720"/>
+        </w:tabs>
+        <w:ind w:left="720" w:hanging="360"/>
+      </w:pPr>
+      <w:rPr>
+        <w:rFonts w:ascii="Symbol" w:hAnsi="Symbol" w:hint="default"/>
+        <w:sz w:val="20"/>
+      </w:rPr>
+    </w:lvl>
+    <w:lvl w:ilvl="1" w:tentative="1">
+      <w:start w:val="1"/>
+      <w:numFmt w:val="bullet"/>
+      <w:lvlText w:val="o"/>
+      <w:lvlJc w:val="left"/>
+      <w:pPr>
+        <w:tabs>
+          <w:tab w:val="num" w:pos="1440"/>
+        </w:tabs>
+        <w:ind w:left="1440" w:hanging="360"/>
+      </w:pPr>
+      <w:rPr>
+        <w:rFonts w:ascii="Courier New" w:hAnsi="Courier New" w:hint="default"/>
+        <w:sz w:val="20"/>
+      </w:rPr>
+    </w:lvl>
+    <w:lvl w:ilvl="2" w:tentative="1">
+      <w:start w:val="1"/>
+      <w:numFmt w:val="bullet"/>
+      <w:lvlText w:val=""/>
+      <w:lvlJc w:val="left"/>
+      <w:pPr>
+        <w:tabs>
+          <w:tab w:val="num" w:pos="2160"/>
+        </w:tabs>
+        <w:ind w:left="2160" w:hanging="360"/>
+      </w:pPr>
+      <w:rPr>
+        <w:rFonts w:ascii="Wingdings" w:hAnsi="Wingdings" w:hint="default"/>
+        <w:sz w:val="20"/>
+      </w:rPr>
+    </w:lvl>
+    <w:lvl w:ilvl="3" w:tentative="1">
+      <w:start w:val="1"/>
+      <w:numFmt w:val="bullet"/>
+      <w:lvlText w:val=""/>
+      <w:lvlJc w:val="left"/>
+      <w:pPr>
+        <w:tabs>
+          <w:tab w:val="num" w:pos="2880"/>
+        </w:tabs>
+        <w:ind w:left="2880" w:hanging="360"/>
+      </w:pPr>
+      <w:rPr>
+        <w:rFonts w:ascii="Wingdings" w:hAnsi="Wingdings" w:hint="default"/>
+        <w:sz w:val="20"/>
+      </w:rPr>
+    </w:lvl>
+    <w:lvl w:ilvl="4" w:tentative="1">
+      <w:start w:val="1"/>
+      <w:numFmt w:val="bullet"/>
+      <w:lvlText w:val=""/>
+      <w:lvlJc w:val="left"/>
+      <w:pPr>
+        <w:tabs>
+          <w:tab w:val="num" w:pos="3600"/>
+        </w:tabs>
+        <w:ind w:left="3600" w:hanging="360"/>
+      </w:pPr>
+      <w:rPr>
+        <w:rFonts w:ascii="Wingdings" w:hAnsi="Wingdings" w:hint="default"/>
+        <w:sz w:val="20"/>
+      </w:rPr>
+    </w:lvl>
+    <w:lvl w:ilvl="5" w:tentative="1">
+      <w:start w:val="1"/>
+      <w:numFmt w:val="bullet"/>
+      <w:lvlText w:val=""/>
+      <w:lvlJc w:val="left"/>
+      <w:pPr>
+        <w:tabs>
+          <w:tab w:val="num" w:pos="4320"/>
+        </w:tabs>
+        <w:ind w:left="4320" w:hanging="360"/>
+      </w:pPr>
+      <w:rPr>
+        <w:rFonts w:ascii="Wingdings" w:hAnsi="Wingdings" w:hint="default"/>
+        <w:sz w:val="20"/>
+      </w:rPr>
+    </w:lvl>
+    <w:lvl w:ilvl="6" w:tentative="1">
+      <w:start w:val="1"/>
+      <w:numFmt w:val="bullet"/>
+      <w:lvlText w:val=""/>
+      <w:lvlJc w:val="left"/>
+      <w:pPr>
+        <w:tabs>
+          <w:tab w:val="num" w:pos="5040"/>
+        </w:tabs>
+        <w:ind w:left="5040" w:hanging="360"/>
+      </w:pPr>
+      <w:rPr>
+        <w:rFonts w:ascii="Wingdings" w:hAnsi="Wingdings" w:hint="default"/>
+        <w:sz w:val="20"/>
+      </w:rPr>
+    </w:lvl>
+    <w:lvl w:ilvl="7" w:tentative="1">
+      <w:start w:val="1"/>
+      <w:numFmt w:val="bullet"/>
+      <w:lvlText w:val=""/>
+      <w:lvlJc w:val="left"/>
+      <w:pPr>
+        <w:tabs>
+          <w:tab w:val="num" w:pos="5760"/>
+        </w:tabs>
+        <w:ind w:left="5760" w:hanging="360"/>
+      </w:pPr>
+      <w:rPr>
+        <w:rFonts w:ascii="Wingdings" w:hAnsi="Wingdings" w:hint="default"/>
+        <w:sz w:val="20"/>
+      </w:rPr>
+    </w:lvl>
+    <w:lvl w:ilvl="8" w:tentative="1">
+      <w:start w:val="1"/>
+      <w:numFmt w:val="bullet"/>
+      <w:lvlText w:val=""/>
+      <w:lvlJc w:val="left"/>
+      <w:pPr>
+        <w:tabs>
+          <w:tab w:val="num" w:pos="6480"/>
+        </w:tabs>
+        <w:ind w:left="6480" w:hanging="360"/>
+      </w:pPr>
+      <w:rPr>
+        <w:rFonts w:ascii="Wingdings" w:hAnsi="Wingdings" w:hint="default"/>
+        <w:sz w:val="20"/>
+      </w:rPr>
+    </w:lvl>
+  </w:abstractNum>
+  <w:abstractNum w:abstractNumId="3" w15:restartNumberingAfterBreak="0">
+    <w:nsid w:val="5BE7032F"/>
+    <w:multiLevelType w:val="multilevel"/>
+    <w:tmpl w:val="842CEA7A"/>
+    <w:lvl w:ilvl="0">
+      <w:start w:val="1"/>
+      <w:numFmt w:val="bullet"/>
+      <w:lvlText w:val=""/>
+      <w:lvlJc w:val="left"/>
+      <w:pPr>
+        <w:tabs>
+          <w:tab w:val="num" w:pos="720"/>
+        </w:tabs>
+        <w:ind w:left="720" w:hanging="360"/>
+      </w:pPr>
+      <w:rPr>
+        <w:rFonts w:ascii="Symbol" w:hAnsi="Symbol" w:hint="default"/>
+        <w:sz w:val="20"/>
+      </w:rPr>
+    </w:lvl>
+    <w:lvl w:ilvl="1" w:tentative="1">
+      <w:start w:val="1"/>
+      <w:numFmt w:val="bullet"/>
+      <w:lvlText w:val="o"/>
+      <w:lvlJc w:val="left"/>
+      <w:pPr>
+        <w:tabs>
+          <w:tab w:val="num" w:pos="1440"/>
+        </w:tabs>
+        <w:ind w:left="1440" w:hanging="360"/>
+      </w:pPr>
+      <w:rPr>
+        <w:rFonts w:ascii="Courier New" w:hAnsi="Courier New" w:hint="default"/>
+        <w:sz w:val="20"/>
+      </w:rPr>
+    </w:lvl>
+    <w:lvl w:ilvl="2" w:tentative="1">
+      <w:start w:val="1"/>
+      <w:numFmt w:val="bullet"/>
+      <w:lvlText w:val=""/>
+      <w:lvlJc w:val="left"/>
+      <w:pPr>
+        <w:tabs>
+          <w:tab w:val="num" w:pos="2160"/>
+        </w:tabs>
+        <w:ind w:left="2160" w:hanging="360"/>
+      </w:pPr>
+      <w:rPr>
+        <w:rFonts w:ascii="Wingdings" w:hAnsi="Wingdings" w:hint="default"/>
+        <w:sz w:val="20"/>
+      </w:rPr>
+    </w:lvl>
+    <w:lvl w:ilvl="3" w:tentative="1">
+      <w:start w:val="1"/>
+      <w:numFmt w:val="bullet"/>
+      <w:lvlText w:val=""/>
+      <w:lvlJc w:val="left"/>
+      <w:pPr>
+        <w:tabs>
+          <w:tab w:val="num" w:pos="2880"/>
+        </w:tabs>
+        <w:ind w:left="2880" w:hanging="360"/>
+      </w:pPr>
+      <w:rPr>
+        <w:rFonts w:ascii="Wingdings" w:hAnsi="Wingdings" w:hint="default"/>
+        <w:sz w:val="20"/>
+      </w:rPr>
+    </w:lvl>
+    <w:lvl w:ilvl="4" w:tentative="1">
+      <w:start w:val="1"/>
+      <w:numFmt w:val="bullet"/>
+      <w:lvlText w:val=""/>
+      <w:lvlJc w:val="left"/>
+      <w:pPr>
+        <w:tabs>
+          <w:tab w:val="num" w:pos="3600"/>
+        </w:tabs>
+        <w:ind w:left="3600" w:hanging="360"/>
+      </w:pPr>
+      <w:rPr>
+        <w:rFonts w:ascii="Wingdings" w:hAnsi="Wingdings" w:hint="default"/>
+        <w:sz w:val="20"/>
+      </w:rPr>
+    </w:lvl>
+    <w:lvl w:ilvl="5" w:tentative="1">
+      <w:start w:val="1"/>
+      <w:numFmt w:val="bullet"/>
+      <w:lvlText w:val=""/>
+      <w:lvlJc w:val="left"/>
+      <w:pPr>
+        <w:tabs>
+          <w:tab w:val="num" w:pos="4320"/>
+        </w:tabs>
+        <w:ind w:left="4320" w:hanging="360"/>
+      </w:pPr>
+      <w:rPr>
+        <w:rFonts w:ascii="Wingdings" w:hAnsi="Wingdings" w:hint="default"/>
+        <w:sz w:val="20"/>
+      </w:rPr>
+    </w:lvl>
+    <w:lvl w:ilvl="6" w:tentative="1">
+      <w:start w:val="1"/>
+      <w:numFmt w:val="bullet"/>
+      <w:lvlText w:val=""/>
+      <w:lvlJc w:val="left"/>
+      <w:pPr>
+        <w:tabs>
+          <w:tab w:val="num" w:pos="5040"/>
+        </w:tabs>
+        <w:ind w:left="5040" w:hanging="360"/>
+      </w:pPr>
+      <w:rPr>
+        <w:rFonts w:ascii="Wingdings" w:hAnsi="Wingdings" w:hint="default"/>
+        <w:sz w:val="20"/>
+      </w:rPr>
+    </w:lvl>
+    <w:lvl w:ilvl="7" w:tentative="1">
+      <w:start w:val="1"/>
+      <w:numFmt w:val="bullet"/>
+      <w:lvlText w:val=""/>
+      <w:lvlJc w:val="left"/>
+      <w:pPr>
+        <w:tabs>
+          <w:tab w:val="num" w:pos="5760"/>
+        </w:tabs>
+        <w:ind w:left="5760" w:hanging="360"/>
+      </w:pPr>
+      <w:rPr>
+        <w:rFonts w:ascii="Wingdings" w:hAnsi="Wingdings" w:hint="default"/>
+        <w:sz w:val="20"/>
+      </w:rPr>
+    </w:lvl>
+    <w:lvl w:ilvl="8" w:tentative="1">
+      <w:start w:val="1"/>
+      <w:numFmt w:val="bullet"/>
+      <w:lvlText w:val=""/>
+      <w:lvlJc w:val="left"/>
+      <w:pPr>
+        <w:tabs>
+          <w:tab w:val="num" w:pos="6480"/>
+        </w:tabs>
+        <w:ind w:left="6480" w:hanging="360"/>
+      </w:pPr>
+      <w:rPr>
+        <w:rFonts w:ascii="Wingdings" w:hAnsi="Wingdings" w:hint="default"/>
+        <w:sz w:val="20"/>
+      </w:rPr>
+    </w:lvl>
+  </w:abstractNum>
+  <w:abstractNum w:abstractNumId="4" w15:restartNumberingAfterBreak="0">
+    <w:nsid w:val="6E126D26"/>
+    <w:multiLevelType w:val="hybridMultilevel"/>
+    <w:tmpl w:val="1EECB9B0"/>
+    <w:lvl w:ilvl="0" w:tplc="E1D8DD4A">
+      <w:numFmt w:val="bullet"/>
+      <w:lvlText w:val="-"/>
+      <w:lvlJc w:val="left"/>
+      <w:pPr>
+        <w:ind w:left="720" w:hanging="360"/>
+      </w:pPr>
+      <w:rPr>
+        <w:rFonts w:ascii="Times New Roman" w:eastAsia="Times New Roman" w:hAnsi="Times New Roman" w:cs="Times New Roman" w:hint="default"/>
+      </w:rPr>
+    </w:lvl>
+    <w:lvl w:ilvl="1" w:tplc="04090003" w:tentative="1">
+      <w:start w:val="1"/>
+      <w:numFmt w:val="bullet"/>
+      <w:lvlText w:val="o"/>
+      <w:lvlJc w:val="left"/>
+      <w:pPr>
+        <w:ind w:left="1440" w:hanging="360"/>
+      </w:pPr>
+      <w:rPr>
+        <w:rFonts w:ascii="Courier New" w:hAnsi="Courier New" w:cs="Courier New" w:hint="default"/>
+      </w:rPr>
+    </w:lvl>
+    <w:lvl w:ilvl="2" w:tplc="04090005" w:tentative="1">
+      <w:start w:val="1"/>
+      <w:numFmt w:val="bullet"/>
+      <w:lvlText w:val=""/>
+      <w:lvlJc w:val="left"/>
+      <w:pPr>
+        <w:ind w:left="2160" w:hanging="360"/>
+      </w:pPr>
+      <w:rPr>
+        <w:rFonts w:ascii="Wingdings" w:hAnsi="Wingdings" w:hint="default"/>
+      </w:rPr>
+    </w:lvl>
+    <w:lvl w:ilvl="3" w:tplc="04090001" w:tentative="1">
+      <w:start w:val="1"/>
+      <w:numFmt w:val="bullet"/>
+      <w:lvlText w:val=""/>
+      <w:lvlJc w:val="left"/>
+      <w:pPr>
+        <w:ind w:left="2880" w:hanging="360"/>
+      </w:pPr>
+      <w:rPr>
+        <w:rFonts w:ascii="Symbol" w:hAnsi="Symbol" w:hint="default"/>
+      </w:rPr>
+    </w:lvl>
+    <w:lvl w:ilvl="4" w:tplc="04090003" w:tentative="1">
+      <w:start w:val="1"/>
+      <w:numFmt w:val="bullet"/>
+      <w:lvlText w:val="o"/>
+      <w:lvlJc w:val="left"/>
+      <w:pPr>
+        <w:ind w:left="3600" w:hanging="360"/>
+      </w:pPr>
+      <w:rPr>
+        <w:rFonts w:ascii="Courier New" w:hAnsi="Courier New" w:cs="Courier New" w:hint="default"/>
+      </w:rPr>
+    </w:lvl>
+    <w:lvl w:ilvl="5" w:tplc="04090005" w:tentative="1">
+      <w:start w:val="1"/>
+      <w:numFmt w:val="bullet"/>
+      <w:lvlText w:val=""/>
+      <w:lvlJc w:val="left"/>
+      <w:pPr>
+        <w:ind w:left="4320" w:hanging="360"/>
+      </w:pPr>
+      <w:rPr>
+        <w:rFonts w:ascii="Wingdings" w:hAnsi="Wingdings" w:hint="default"/>
+      </w:rPr>
+    </w:lvl>
+    <w:lvl w:ilvl="6" w:tplc="04090001" w:tentative="1">
+      <w:start w:val="1"/>
+      <w:numFmt w:val="bullet"/>
+      <w:lvlText w:val=""/>
+      <w:lvlJc w:val="left"/>
+      <w:pPr>
+        <w:ind w:left="5040" w:hanging="360"/>
+      </w:pPr>
+      <w:rPr>
+        <w:rFonts w:ascii="Symbol" w:hAnsi="Symbol" w:hint="default"/>
+      </w:rPr>
+    </w:lvl>
+    <w:lvl w:ilvl="7" w:tplc="04090003" w:tentative="1">
+      <w:start w:val="1"/>
+      <w:numFmt w:val="bullet"/>
+      <w:lvlText w:val="o"/>
+      <w:lvlJc w:val="left"/>
+      <w:pPr>
+        <w:ind w:left="5760" w:hanging="360"/>
+      </w:pPr>
+      <w:rPr>
+        <w:rFonts w:ascii="Courier New" w:hAnsi="Courier New" w:cs="Courier New" w:hint="default"/>
+      </w:rPr>
+    </w:lvl>
+    <w:lvl w:ilvl="8" w:tplc="04090005" w:tentative="1">
+      <w:start w:val="1"/>
+      <w:numFmt w:val="bullet"/>
+      <w:lvlText w:val=""/>
+      <w:lvlJc w:val="left"/>
+      <w:pPr>
+        <w:ind w:left="6480" w:hanging="360"/>
+      </w:pPr>
+      <w:rPr>
+        <w:rFonts w:ascii="Wingdings" w:hAnsi="Wingdings" w:hint="default"/>
+      </w:rPr>
+    </w:lvl>
+  </w:abstractNum>
+  <w:num w:numId="1" w16cid:durableId="571624802">
+    <w:abstractNumId w:val="4"/>
+  </w:num>
+  <w:num w:numId="2" w16cid:durableId="1000817822">
+    <w:abstractNumId w:val="1"/>
+  </w:num>
+  <w:num w:numId="3" w16cid:durableId="97914387">
+    <w:abstractNumId w:val="3"/>
+  </w:num>
+  <w:num w:numId="4" w16cid:durableId="1770194650">
+    <w:abstractNumId w:val="0"/>
+  </w:num>
+  <w:num w:numId="5" w16cid:durableId="1322391068">
+    <w:abstractNumId w:val="2"/>
+  </w:num>
+</w:numbering>
 </file>
 
 <file path=word/styles.xml><?xml version="1.0" encoding="utf-8"?>

--- a/docs/phase3/ai-usage.docx
+++ b/docs/phase3/ai-usage.docx
@@ -1,6 +1,6 @@
 
 <file path=word/document.xml><?xml version="1.0" encoding="utf-8"?>
-<w:document xmlns:wpc="http://schemas.microsoft.com/office/word/2010/wordprocessingCanvas" xmlns:cx="http://schemas.microsoft.com/office/drawing/2014/chartex" xmlns:cx1="http://schemas.microsoft.com/office/drawing/2015/9/8/chartex" xmlns:cx2="http://schemas.microsoft.com/office/drawing/2015/10/21/chartex" xmlns:cx3="http://schemas.microsoft.com/office/drawing/2016/5/9/chartex" xmlns:cx4="http://schemas.microsoft.com/office/drawing/2016/5/10/chartex" xmlns:cx5="http://schemas.microsoft.com/office/drawing/2016/5/11/chartex" xmlns:cx6="http://schemas.microsoft.com/office/drawing/2016/5/12/chartex" xmlns:cx7="http://schemas.microsoft.com/office/drawing/2016/5/13/chartex" xmlns:cx8="http://schemas.microsoft.com/office/drawing/2016/5/14/chartex" xmlns:mc="http://schemas.openxmlformats.org/markup-compatibility/2006" xmlns:aink="http://schemas.microsoft.com/office/drawing/2016/ink" xmlns:am3d="http://schemas.microsoft.com/office/drawing/2017/model3d" xmlns:o="urn:schemas-microsoft-com:office:office" xmlns:oel="http://schemas.microsoft.com/office/2019/extlst" xmlns:r="http://schemas.openxmlformats.org/officeDocument/2006/relationships" xmlns:m="http://schemas.openxmlformats.org/officeDocument/2006/math" xmlns:v="urn:schemas-microsoft-com:vml" xmlns:wp14="http://schemas.microsoft.com/office/word/2010/wordprocessingDrawing" xmlns:wp="http://schemas.openxmlformats.org/drawingml/2006/wordprocessingDrawing" xmlns:w10="urn:schemas-microsoft-com:office:word" xmlns:w="http://schemas.openxmlformats.org/wordprocessingml/2006/main" xmlns:w14="http://schemas.microsoft.com/office/word/2010/wordml" xmlns:w15="http://schemas.microsoft.com/office/word/2012/wordml" xmlns:w16cex="http://schemas.microsoft.com/office/word/2018/wordml/cex" xmlns:w16cid="http://schemas.microsoft.com/office/word/2016/wordml/cid" xmlns:w16="http://schemas.microsoft.com/office/word/2018/wordml" xmlns:w16du="http://schemas.microsoft.com/office/word/2023/wordml/word16du" xmlns:w16sdtdh="http://schemas.microsoft.com/office/word/2020/wordml/sdtdatahash" xmlns:w16sdtfl="http://schemas.microsoft.com/office/word/2024/wordml/sdtformatlock" xmlns:w16se="http://schemas.microsoft.com/office/word/2015/wordml/symex" xmlns:wpg="http://schemas.microsoft.com/office/word/2010/wordprocessingGroup" xmlns:wpi="http://schemas.microsoft.com/office/word/2010/wordprocessingInk" xmlns:wne="http://schemas.microsoft.com/office/word/2006/wordml" xmlns:wps="http://schemas.microsoft.com/office/word/2010/wordprocessingShape" mc:Ignorable="w14 w15 w16se w16cid w16 w16cex w16sdtdh w16sdtfl w16du wp14">
+<w:document xmlns:wpc="http://schemas.microsoft.com/office/word/2010/wordprocessingCanvas" xmlns:cx="http://schemas.microsoft.com/office/drawing/2014/chartex" xmlns:cx1="http://schemas.microsoft.com/office/drawing/2015/9/8/chartex" xmlns:cx2="http://schemas.microsoft.com/office/drawing/2015/10/21/chartex" xmlns:cx3="http://schemas.microsoft.com/office/drawing/2016/5/9/chartex" xmlns:cx4="http://schemas.microsoft.com/office/drawing/2016/5/10/chartex" xmlns:cx5="http://schemas.microsoft.com/office/drawing/2016/5/11/chartex" xmlns:cx6="http://schemas.microsoft.com/office/drawing/2016/5/12/chartex" xmlns:cx7="http://schemas.microsoft.com/office/drawing/2016/5/13/chartex" xmlns:cx8="http://schemas.microsoft.com/office/drawing/2016/5/14/chartex" xmlns:mc="http://schemas.openxmlformats.org/markup-compatibility/2006" xmlns:aink="http://schemas.microsoft.com/office/drawing/2016/ink" xmlns:am3d="http://schemas.microsoft.com/office/drawing/2017/model3d" xmlns:o="urn:schemas-microsoft-com:office:office" xmlns:oel="http://schemas.microsoft.com/office/2019/extlst" xmlns:r="http://schemas.openxmlformats.org/officeDocument/2006/relationships" xmlns:m="http://schemas.openxmlformats.org/officeDocument/2006/math" xmlns:v="urn:schemas-microsoft-com:vml" xmlns:wp14="http://schemas.microsoft.com/office/word/2010/wordprocessingDrawing" xmlns:wp="http://schemas.openxmlformats.org/drawingml/2006/wordprocessingDrawing" xmlns:w10="urn:schemas-microsoft-com:office:word" xmlns:w="http://schemas.openxmlformats.org/wordprocessingml/2006/main" xmlns:w14="http://schemas.microsoft.com/office/word/2010/wordml" xmlns:w15="http://schemas.microsoft.com/office/word/2012/wordml" xmlns:w16cex="http://schemas.microsoft.com/office/word/2018/wordml/cex" xmlns:w16cid="http://schemas.microsoft.com/office/word/2016/wordml/cid" xmlns:w16="http://schemas.microsoft.com/office/word/2018/wordml" xmlns:w16du="http://schemas.microsoft.com/office/word/2023/wordml/word16du" xmlns:w16sdtdh="http://schemas.microsoft.com/office/word/2020/wordml/sdtdatahash" xmlns:w16se="http://schemas.microsoft.com/office/word/2015/wordml/symex" xmlns:wpg="http://schemas.microsoft.com/office/word/2010/wordprocessingGroup" xmlns:wpi="http://schemas.microsoft.com/office/word/2010/wordprocessingInk" xmlns:wne="http://schemas.microsoft.com/office/word/2006/wordml" xmlns:wps="http://schemas.microsoft.com/office/word/2010/wordprocessingShape" mc:Ignorable="w14 w15 w16se w16cid w16 w16cex w16sdtdh w16du wp14">
   <w:body>
     <w:p>
       <w:pPr>
@@ -416,28 +416,12 @@
                 <w:rFonts w:ascii="Times New Roman" w:hAnsi="Times New Roman" w:cs="Times New Roman"/>
               </w:rPr>
             </w:pPr>
-            <w:proofErr w:type="spellStart"/>
             <w:r>
               <w:rPr>
                 <w:rFonts w:ascii="Times New Roman" w:eastAsia="Aptos" w:hAnsi="Times New Roman" w:cs="Times New Roman"/>
               </w:rPr>
-              <w:t>Roumaysae</w:t>
-            </w:r>
-            <w:proofErr w:type="spellEnd"/>
-            <w:r>
-              <w:rPr>
-                <w:rFonts w:ascii="Times New Roman" w:eastAsia="Aptos" w:hAnsi="Times New Roman" w:cs="Times New Roman"/>
-              </w:rPr>
-              <w:t xml:space="preserve"> </w:t>
-            </w:r>
-            <w:proofErr w:type="spellStart"/>
-            <w:r>
-              <w:rPr>
-                <w:rFonts w:ascii="Times New Roman" w:eastAsia="Aptos" w:hAnsi="Times New Roman" w:cs="Times New Roman"/>
-              </w:rPr>
-              <w:t>Jerari</w:t>
-            </w:r>
-            <w:proofErr w:type="spellEnd"/>
+              <w:t>Roumaysae Jerari</w:t>
+            </w:r>
           </w:p>
         </w:tc>
         <w:tc>
@@ -507,7 +491,6 @@
                 <w14:ligatures w14:val="none"/>
               </w:rPr>
             </w:pPr>
-            <w:proofErr w:type="spellStart"/>
             <w:r>
               <w:rPr>
                 <w:rFonts w:ascii="Times New Roman" w:eastAsia="Times New Roman" w:hAnsi="Times New Roman" w:cs="Times New Roman"/>
@@ -515,17 +498,7 @@
                 <w:kern w:val="0"/>
                 <w14:ligatures w14:val="none"/>
               </w:rPr>
-              <w:t>Veryfi</w:t>
-            </w:r>
-            <w:proofErr w:type="spellEnd"/>
-            <w:r>
-              <w:rPr>
-                <w:rFonts w:ascii="Times New Roman" w:eastAsia="Times New Roman" w:hAnsi="Times New Roman" w:cs="Times New Roman"/>
-                <w:color w:val="0F1115"/>
-                <w:kern w:val="0"/>
-                <w14:ligatures w14:val="none"/>
-              </w:rPr>
-              <w:t xml:space="preserve"> API keys weren't being found because the .env file path was wrong.</w:t>
+              <w:t>Veryfi API keys weren't being found because the .env file path was wrong.</w:t>
             </w:r>
           </w:p>
           <w:p>
@@ -579,47 +552,7 @@
                 <w:kern w:val="0"/>
                 <w14:ligatures w14:val="none"/>
               </w:rPr>
-              <w:t xml:space="preserve">Receipt line items weren't </w:t>
-            </w:r>
-            <w:proofErr w:type="gramStart"/>
-            <w:r>
-              <w:rPr>
-                <w:rFonts w:ascii="Times New Roman" w:eastAsia="Times New Roman" w:hAnsi="Times New Roman" w:cs="Times New Roman"/>
-                <w:color w:val="0F1115"/>
-                <w:kern w:val="0"/>
-                <w14:ligatures w14:val="none"/>
-              </w:rPr>
-              <w:t>saving</w:t>
-            </w:r>
-            <w:proofErr w:type="gramEnd"/>
-            <w:r>
-              <w:rPr>
-                <w:rFonts w:ascii="Times New Roman" w:eastAsia="Times New Roman" w:hAnsi="Times New Roman" w:cs="Times New Roman"/>
-                <w:color w:val="0F1115"/>
-                <w:kern w:val="0"/>
-                <w14:ligatures w14:val="none"/>
-              </w:rPr>
-              <w:t xml:space="preserve"> </w:t>
-            </w:r>
-            <w:proofErr w:type="gramStart"/>
-            <w:r>
-              <w:rPr>
-                <w:rFonts w:ascii="Times New Roman" w:eastAsia="Times New Roman" w:hAnsi="Times New Roman" w:cs="Times New Roman"/>
-                <w:color w:val="0F1115"/>
-                <w:kern w:val="0"/>
-                <w14:ligatures w14:val="none"/>
-              </w:rPr>
-              <w:t>to</w:t>
-            </w:r>
-            <w:proofErr w:type="gramEnd"/>
-            <w:r>
-              <w:rPr>
-                <w:rFonts w:ascii="Times New Roman" w:eastAsia="Times New Roman" w:hAnsi="Times New Roman" w:cs="Times New Roman"/>
-                <w:color w:val="0F1115"/>
-                <w:kern w:val="0"/>
-                <w14:ligatures w14:val="none"/>
-              </w:rPr>
-              <w:t xml:space="preserve"> the database because there was no code to insert them.</w:t>
+              <w:t>Feedback failed to send because there was no space after "Bearer" in the authorization header.</w:t>
             </w:r>
           </w:p>
           <w:p>
@@ -646,9 +579,8 @@
                 <w:kern w:val="0"/>
                 <w14:ligatures w14:val="none"/>
               </w:rPr>
-              <w:t xml:space="preserve">Feedback failed to </w:t>
-            </w:r>
-            <w:proofErr w:type="gramStart"/>
+              <w:t>AI helped pinpoint the conflicting CSS and fix the dropdown sizing</w:t>
+            </w:r>
             <w:r>
               <w:rPr>
                 <w:rFonts w:ascii="Times New Roman" w:eastAsia="Times New Roman" w:hAnsi="Times New Roman" w:cs="Times New Roman"/>
@@ -656,17 +588,79 @@
                 <w:kern w:val="0"/>
                 <w14:ligatures w14:val="none"/>
               </w:rPr>
-              <w:t>send</w:t>
-            </w:r>
-            <w:proofErr w:type="gramEnd"/>
-            <w:r>
+              <w:t>.</w:t>
+            </w:r>
+          </w:p>
+          <w:p>
+            <w:pPr>
+              <w:numPr>
+                <w:ilvl w:val="0"/>
+                <w:numId w:val="1"/>
+              </w:numPr>
+              <w:shd w:val="clear" w:color="auto" w:fill="FFFFFF"/>
+              <w:suppressAutoHyphens w:val="0"/>
+              <w:spacing w:after="0" w:line="240" w:lineRule="auto"/>
+              <w:jc w:val="both"/>
               <w:rPr>
                 <w:rFonts w:ascii="Times New Roman" w:eastAsia="Times New Roman" w:hAnsi="Times New Roman" w:cs="Times New Roman"/>
                 <w:color w:val="0F1115"/>
                 <w:kern w:val="0"/>
                 <w14:ligatures w14:val="none"/>
               </w:rPr>
-              <w:t xml:space="preserve"> because there was no space after "Bearer" in the authorization header.</w:t>
+            </w:pPr>
+            <w:r>
+              <w:rPr>
+                <w:rFonts w:ascii="Times New Roman" w:eastAsia="Times New Roman" w:hAnsi="Times New Roman" w:cs="Times New Roman"/>
+                <w:color w:val="0F1115"/>
+                <w:kern w:val="0"/>
+                <w14:ligatures w14:val="none"/>
+              </w:rPr>
+              <w:t>AI helped</w:t>
+            </w:r>
+            <w:r>
+              <w:rPr>
+                <w:rFonts w:ascii="Times New Roman" w:eastAsia="Times New Roman" w:hAnsi="Times New Roman" w:cs="Times New Roman"/>
+                <w:color w:val="0F1115"/>
+                <w:kern w:val="0"/>
+                <w14:ligatures w14:val="none"/>
+              </w:rPr>
+              <w:t xml:space="preserve"> to</w:t>
+            </w:r>
+            <w:r>
+              <w:rPr>
+                <w:rFonts w:ascii="Times New Roman" w:eastAsia="Times New Roman" w:hAnsi="Times New Roman" w:cs="Times New Roman"/>
+                <w:color w:val="0F1115"/>
+                <w:kern w:val="0"/>
+                <w14:ligatures w14:val="none"/>
+              </w:rPr>
+              <w:t xml:space="preserve"> fix the CSS issues that made the </w:t>
+            </w:r>
+            <w:r>
+              <w:rPr>
+                <w:rFonts w:ascii="Times New Roman" w:eastAsia="Times New Roman" w:hAnsi="Times New Roman" w:cs="Times New Roman"/>
+                <w:color w:val="0F1115"/>
+                <w:kern w:val="0"/>
+                <w14:ligatures w14:val="none"/>
+              </w:rPr>
+              <w:t>edit/delete buttons</w:t>
+            </w:r>
+            <w:r>
+              <w:rPr>
+                <w:rFonts w:ascii="Times New Roman" w:eastAsia="Times New Roman" w:hAnsi="Times New Roman" w:cs="Times New Roman"/>
+                <w:color w:val="0F1115"/>
+                <w:kern w:val="0"/>
+                <w14:ligatures w14:val="none"/>
+              </w:rPr>
+              <w:t xml:space="preserve"> appear </w:t>
+            </w:r>
+            <w:r>
+              <w:rPr>
+                <w:rFonts w:ascii="Times New Roman" w:eastAsia="Times New Roman" w:hAnsi="Times New Roman" w:cs="Times New Roman"/>
+                <w:color w:val="0F1115"/>
+                <w:kern w:val="0"/>
+                <w14:ligatures w14:val="none"/>
+              </w:rPr>
+              <w:t>bigger.</w:t>
             </w:r>
           </w:p>
         </w:tc>
@@ -697,6 +691,7 @@
               <w:rPr>
                 <w:rFonts w:ascii="Times New Roman" w:eastAsia="Aptos" w:hAnsi="Times New Roman" w:cs="Times New Roman"/>
               </w:rPr>
+              <w:lastRenderedPageBreak/>
               <w:t>Daniel Austin</w:t>
             </w:r>
           </w:p>
@@ -735,6 +730,7 @@
               <w:rPr>
                 <w:rFonts w:ascii="Times New Roman" w:eastAsia="Aptos" w:hAnsi="Times New Roman" w:cs="Times New Roman"/>
               </w:rPr>
+              <w:lastRenderedPageBreak/>
               <w:t>Developer</w:t>
             </w:r>
           </w:p>
@@ -768,7 +764,7 @@
 </file>
 
 <file path=word/numbering.xml><?xml version="1.0" encoding="utf-8"?>
-<w:numbering xmlns:wpc="http://schemas.microsoft.com/office/word/2010/wordprocessingCanvas" xmlns:cx="http://schemas.microsoft.com/office/drawing/2014/chartex" xmlns:cx1="http://schemas.microsoft.com/office/drawing/2015/9/8/chartex" xmlns:cx2="http://schemas.microsoft.com/office/drawing/2015/10/21/chartex" xmlns:cx3="http://schemas.microsoft.com/office/drawing/2016/5/9/chartex" xmlns:cx4="http://schemas.microsoft.com/office/drawing/2016/5/10/chartex" xmlns:cx5="http://schemas.microsoft.com/office/drawing/2016/5/11/chartex" xmlns:cx6="http://schemas.microsoft.com/office/drawing/2016/5/12/chartex" xmlns:cx7="http://schemas.microsoft.com/office/drawing/2016/5/13/chartex" xmlns:cx8="http://schemas.microsoft.com/office/drawing/2016/5/14/chartex" xmlns:mc="http://schemas.openxmlformats.org/markup-compatibility/2006" xmlns:aink="http://schemas.microsoft.com/office/drawing/2016/ink" xmlns:am3d="http://schemas.microsoft.com/office/drawing/2017/model3d" xmlns:o="urn:schemas-microsoft-com:office:office" xmlns:oel="http://schemas.microsoft.com/office/2019/extlst" xmlns:r="http://schemas.openxmlformats.org/officeDocument/2006/relationships" xmlns:m="http://schemas.openxmlformats.org/officeDocument/2006/math" xmlns:v="urn:schemas-microsoft-com:vml" xmlns:wp14="http://schemas.microsoft.com/office/word/2010/wordprocessingDrawing" xmlns:wp="http://schemas.openxmlformats.org/drawingml/2006/wordprocessingDrawing" xmlns:w10="urn:schemas-microsoft-com:office:word" xmlns:w="http://schemas.openxmlformats.org/wordprocessingml/2006/main" xmlns:w14="http://schemas.microsoft.com/office/word/2010/wordml" xmlns:w15="http://schemas.microsoft.com/office/word/2012/wordml" xmlns:w16cex="http://schemas.microsoft.com/office/word/2018/wordml/cex" xmlns:w16cid="http://schemas.microsoft.com/office/word/2016/wordml/cid" xmlns:w16="http://schemas.microsoft.com/office/word/2018/wordml" xmlns:w16du="http://schemas.microsoft.com/office/word/2023/wordml/word16du" xmlns:w16sdtdh="http://schemas.microsoft.com/office/word/2020/wordml/sdtdatahash" xmlns:w16sdtfl="http://schemas.microsoft.com/office/word/2024/wordml/sdtformatlock" xmlns:w16se="http://schemas.microsoft.com/office/word/2015/wordml/symex" xmlns:wpg="http://schemas.microsoft.com/office/word/2010/wordprocessingGroup" xmlns:wpi="http://schemas.microsoft.com/office/word/2010/wordprocessingInk" xmlns:wne="http://schemas.microsoft.com/office/word/2006/wordml" xmlns:wps="http://schemas.microsoft.com/office/word/2010/wordprocessingShape" mc:Ignorable="w14 w15 w16se w16cid w16 w16cex w16sdtdh w16sdtfl w16du wp14">
+<w:numbering xmlns:wpc="http://schemas.microsoft.com/office/word/2010/wordprocessingCanvas" xmlns:cx="http://schemas.microsoft.com/office/drawing/2014/chartex" xmlns:cx1="http://schemas.microsoft.com/office/drawing/2015/9/8/chartex" xmlns:cx2="http://schemas.microsoft.com/office/drawing/2015/10/21/chartex" xmlns:cx3="http://schemas.microsoft.com/office/drawing/2016/5/9/chartex" xmlns:cx4="http://schemas.microsoft.com/office/drawing/2016/5/10/chartex" xmlns:cx5="http://schemas.microsoft.com/office/drawing/2016/5/11/chartex" xmlns:cx6="http://schemas.microsoft.com/office/drawing/2016/5/12/chartex" xmlns:cx7="http://schemas.microsoft.com/office/drawing/2016/5/13/chartex" xmlns:cx8="http://schemas.microsoft.com/office/drawing/2016/5/14/chartex" xmlns:mc="http://schemas.openxmlformats.org/markup-compatibility/2006" xmlns:aink="http://schemas.microsoft.com/office/drawing/2016/ink" xmlns:am3d="http://schemas.microsoft.com/office/drawing/2017/model3d" xmlns:o="urn:schemas-microsoft-com:office:office" xmlns:oel="http://schemas.microsoft.com/office/2019/extlst" xmlns:r="http://schemas.openxmlformats.org/officeDocument/2006/relationships" xmlns:m="http://schemas.openxmlformats.org/officeDocument/2006/math" xmlns:v="urn:schemas-microsoft-com:vml" xmlns:wp14="http://schemas.microsoft.com/office/word/2010/wordprocessingDrawing" xmlns:wp="http://schemas.openxmlformats.org/drawingml/2006/wordprocessingDrawing" xmlns:w10="urn:schemas-microsoft-com:office:word" xmlns:w="http://schemas.openxmlformats.org/wordprocessingml/2006/main" xmlns:w14="http://schemas.microsoft.com/office/word/2010/wordml" xmlns:w15="http://schemas.microsoft.com/office/word/2012/wordml" xmlns:w16cex="http://schemas.microsoft.com/office/word/2018/wordml/cex" xmlns:w16cid="http://schemas.microsoft.com/office/word/2016/wordml/cid" xmlns:w16="http://schemas.microsoft.com/office/word/2018/wordml" xmlns:w16du="http://schemas.microsoft.com/office/word/2023/wordml/word16du" xmlns:w16sdtdh="http://schemas.microsoft.com/office/word/2020/wordml/sdtdatahash" xmlns:w16se="http://schemas.microsoft.com/office/word/2015/wordml/symex" xmlns:wpg="http://schemas.microsoft.com/office/word/2010/wordprocessingGroup" xmlns:wpi="http://schemas.microsoft.com/office/word/2010/wordprocessingInk" xmlns:wne="http://schemas.microsoft.com/office/word/2006/wordml" xmlns:wps="http://schemas.microsoft.com/office/word/2010/wordprocessingShape" mc:Ignorable="w14 w15 w16se w16cid w16 w16cex w16sdtdh w16du wp14">
   <w:abstractNum w:abstractNumId="0" w15:restartNumberingAfterBreak="0">
     <w:nsid w:val="6D313A38"/>
     <w:multiLevelType w:val="multilevel"/>
@@ -1040,7 +1036,7 @@
 </file>
 
 <file path=word/styles.xml><?xml version="1.0" encoding="utf-8"?>
-<w:styles xmlns:mc="http://schemas.openxmlformats.org/markup-compatibility/2006" xmlns:r="http://schemas.openxmlformats.org/officeDocument/2006/relationships" xmlns:w="http://schemas.openxmlformats.org/wordprocessingml/2006/main" xmlns:w14="http://schemas.microsoft.com/office/word/2010/wordml" xmlns:w15="http://schemas.microsoft.com/office/word/2012/wordml" xmlns:w16cex="http://schemas.microsoft.com/office/word/2018/wordml/cex" xmlns:w16cid="http://schemas.microsoft.com/office/word/2016/wordml/cid" xmlns:w16="http://schemas.microsoft.com/office/word/2018/wordml" xmlns:w16du="http://schemas.microsoft.com/office/word/2023/wordml/word16du" xmlns:w16sdtdh="http://schemas.microsoft.com/office/word/2020/wordml/sdtdatahash" xmlns:w16sdtfl="http://schemas.microsoft.com/office/word/2024/wordml/sdtformatlock" xmlns:w16se="http://schemas.microsoft.com/office/word/2015/wordml/symex" mc:Ignorable="w14 w15 w16se w16cid w16 w16cex w16sdtdh w16sdtfl w16du">
+<w:styles xmlns:mc="http://schemas.openxmlformats.org/markup-compatibility/2006" xmlns:r="http://schemas.openxmlformats.org/officeDocument/2006/relationships" xmlns:w="http://schemas.openxmlformats.org/wordprocessingml/2006/main" xmlns:w14="http://schemas.microsoft.com/office/word/2010/wordml" xmlns:w15="http://schemas.microsoft.com/office/word/2012/wordml" xmlns:w16cex="http://schemas.microsoft.com/office/word/2018/wordml/cex" xmlns:w16cid="http://schemas.microsoft.com/office/word/2016/wordml/cid" xmlns:w16="http://schemas.microsoft.com/office/word/2018/wordml" xmlns:w16du="http://schemas.microsoft.com/office/word/2023/wordml/word16du" xmlns:w16sdtdh="http://schemas.microsoft.com/office/word/2020/wordml/sdtdatahash" xmlns:w16se="http://schemas.microsoft.com/office/word/2015/wordml/symex" mc:Ignorable="w14 w15 w16se w16cid w16 w16cex w16sdtdh w16du">
   <w:docDefaults>
     <w:rPrDefault>
       <w:rPr>

--- a/docs/phase3/ai-usage.docx
+++ b/docs/phase3/ai-usage.docx
@@ -1,6 +1,6 @@
 
 <file path=word/document.xml><?xml version="1.0" encoding="utf-8"?>
-<w:document xmlns:wpc="http://schemas.microsoft.com/office/word/2010/wordprocessingCanvas" xmlns:cx="http://schemas.microsoft.com/office/drawing/2014/chartex" xmlns:cx1="http://schemas.microsoft.com/office/drawing/2015/9/8/chartex" xmlns:cx2="http://schemas.microsoft.com/office/drawing/2015/10/21/chartex" xmlns:cx3="http://schemas.microsoft.com/office/drawing/2016/5/9/chartex" xmlns:cx4="http://schemas.microsoft.com/office/drawing/2016/5/10/chartex" xmlns:cx5="http://schemas.microsoft.com/office/drawing/2016/5/11/chartex" xmlns:cx6="http://schemas.microsoft.com/office/drawing/2016/5/12/chartex" xmlns:cx7="http://schemas.microsoft.com/office/drawing/2016/5/13/chartex" xmlns:cx8="http://schemas.microsoft.com/office/drawing/2016/5/14/chartex" xmlns:mc="http://schemas.openxmlformats.org/markup-compatibility/2006" xmlns:aink="http://schemas.microsoft.com/office/drawing/2016/ink" xmlns:am3d="http://schemas.microsoft.com/office/drawing/2017/model3d" xmlns:o="urn:schemas-microsoft-com:office:office" xmlns:oel="http://schemas.microsoft.com/office/2019/extlst" xmlns:r="http://schemas.openxmlformats.org/officeDocument/2006/relationships" xmlns:m="http://schemas.openxmlformats.org/officeDocument/2006/math" xmlns:v="urn:schemas-microsoft-com:vml" xmlns:wp14="http://schemas.microsoft.com/office/word/2010/wordprocessingDrawing" xmlns:wp="http://schemas.openxmlformats.org/drawingml/2006/wordprocessingDrawing" xmlns:w10="urn:schemas-microsoft-com:office:word" xmlns:w="http://schemas.openxmlformats.org/wordprocessingml/2006/main" xmlns:w14="http://schemas.microsoft.com/office/word/2010/wordml" xmlns:w15="http://schemas.microsoft.com/office/word/2012/wordml" xmlns:w16cex="http://schemas.microsoft.com/office/word/2018/wordml/cex" xmlns:w16cid="http://schemas.microsoft.com/office/word/2016/wordml/cid" xmlns:w16="http://schemas.microsoft.com/office/word/2018/wordml" xmlns:w16du="http://schemas.microsoft.com/office/word/2023/wordml/word16du" xmlns:w16sdtdh="http://schemas.microsoft.com/office/word/2020/wordml/sdtdatahash" xmlns:w16se="http://schemas.microsoft.com/office/word/2015/wordml/symex" xmlns:wpg="http://schemas.microsoft.com/office/word/2010/wordprocessingGroup" xmlns:wpi="http://schemas.microsoft.com/office/word/2010/wordprocessingInk" xmlns:wne="http://schemas.microsoft.com/office/word/2006/wordml" xmlns:wps="http://schemas.microsoft.com/office/word/2010/wordprocessingShape" mc:Ignorable="w14 w15 w16se w16cid w16 w16cex w16sdtdh w16du wp14">
+<w:document xmlns:wpc="http://schemas.microsoft.com/office/word/2010/wordprocessingCanvas" xmlns:cx="http://schemas.microsoft.com/office/drawing/2014/chartex" xmlns:cx1="http://schemas.microsoft.com/office/drawing/2015/9/8/chartex" xmlns:cx2="http://schemas.microsoft.com/office/drawing/2015/10/21/chartex" xmlns:cx3="http://schemas.microsoft.com/office/drawing/2016/5/9/chartex" xmlns:cx4="http://schemas.microsoft.com/office/drawing/2016/5/10/chartex" xmlns:cx5="http://schemas.microsoft.com/office/drawing/2016/5/11/chartex" xmlns:cx6="http://schemas.microsoft.com/office/drawing/2016/5/12/chartex" xmlns:cx7="http://schemas.microsoft.com/office/drawing/2016/5/13/chartex" xmlns:cx8="http://schemas.microsoft.com/office/drawing/2016/5/14/chartex" xmlns:mc="http://schemas.openxmlformats.org/markup-compatibility/2006" xmlns:aink="http://schemas.microsoft.com/office/drawing/2016/ink" xmlns:am3d="http://schemas.microsoft.com/office/drawing/2017/model3d" xmlns:o="urn:schemas-microsoft-com:office:office" xmlns:oel="http://schemas.microsoft.com/office/2019/extlst" xmlns:r="http://schemas.openxmlformats.org/officeDocument/2006/relationships" xmlns:m="http://schemas.openxmlformats.org/officeDocument/2006/math" xmlns:v="urn:schemas-microsoft-com:vml" xmlns:wp14="http://schemas.microsoft.com/office/word/2010/wordprocessingDrawing" xmlns:wp="http://schemas.openxmlformats.org/drawingml/2006/wordprocessingDrawing" xmlns:w10="urn:schemas-microsoft-com:office:word" xmlns:w="http://schemas.openxmlformats.org/wordprocessingml/2006/main" xmlns:w14="http://schemas.microsoft.com/office/word/2010/wordml" xmlns:w15="http://schemas.microsoft.com/office/word/2012/wordml" xmlns:w16cex="http://schemas.microsoft.com/office/word/2018/wordml/cex" xmlns:w16cid="http://schemas.microsoft.com/office/word/2016/wordml/cid" xmlns:w16="http://schemas.microsoft.com/office/word/2018/wordml" xmlns:w16du="http://schemas.microsoft.com/office/word/2023/wordml/word16du" xmlns:w16sdtdh="http://schemas.microsoft.com/office/word/2020/wordml/sdtdatahash" xmlns:w16sdtfl="http://schemas.microsoft.com/office/word/2024/wordml/sdtformatlock" xmlns:w16se="http://schemas.microsoft.com/office/word/2015/wordml/symex" xmlns:wpg="http://schemas.microsoft.com/office/word/2010/wordprocessingGroup" xmlns:wpi="http://schemas.microsoft.com/office/word/2010/wordprocessingInk" xmlns:wne="http://schemas.microsoft.com/office/word/2006/wordml" xmlns:wps="http://schemas.microsoft.com/office/word/2010/wordprocessingShape" mc:Ignorable="w14 w15 w16se w16cid w16 w16cex w16sdtdh w16sdtfl w16du wp14">
   <w:body>
     <w:p>
       <w:pPr>
@@ -389,6 +389,12 @@
                 <w:rFonts w:ascii="Times New Roman" w:hAnsi="Times New Roman" w:cs="Times New Roman"/>
               </w:rPr>
             </w:pPr>
+            <w:r>
+              <w:rPr>
+                <w:rFonts w:ascii="Times New Roman" w:hAnsi="Times New Roman" w:cs="Times New Roman" w:hint="cs"/>
+              </w:rPr>
+              <w:t>Used OpenAI-API to analyze user expenses and budgets, generating personalized suggestions to reduce overspending and improve financial decisions.</w:t>
+            </w:r>
           </w:p>
         </w:tc>
       </w:tr>
@@ -416,12 +422,28 @@
                 <w:rFonts w:ascii="Times New Roman" w:hAnsi="Times New Roman" w:cs="Times New Roman"/>
               </w:rPr>
             </w:pPr>
+            <w:proofErr w:type="spellStart"/>
             <w:r>
               <w:rPr>
                 <w:rFonts w:ascii="Times New Roman" w:eastAsia="Aptos" w:hAnsi="Times New Roman" w:cs="Times New Roman"/>
               </w:rPr>
-              <w:t>Roumaysae Jerari</w:t>
-            </w:r>
+              <w:t>Roumaysae</w:t>
+            </w:r>
+            <w:proofErr w:type="spellEnd"/>
+            <w:r>
+              <w:rPr>
+                <w:rFonts w:ascii="Times New Roman" w:eastAsia="Aptos" w:hAnsi="Times New Roman" w:cs="Times New Roman"/>
+              </w:rPr>
+              <w:t xml:space="preserve"> </w:t>
+            </w:r>
+            <w:proofErr w:type="spellStart"/>
+            <w:r>
+              <w:rPr>
+                <w:rFonts w:ascii="Times New Roman" w:eastAsia="Aptos" w:hAnsi="Times New Roman" w:cs="Times New Roman"/>
+              </w:rPr>
+              <w:t>Jerari</w:t>
+            </w:r>
+            <w:proofErr w:type="spellEnd"/>
           </w:p>
         </w:tc>
         <w:tc>
@@ -491,6 +513,7 @@
                 <w14:ligatures w14:val="none"/>
               </w:rPr>
             </w:pPr>
+            <w:proofErr w:type="spellStart"/>
             <w:r>
               <w:rPr>
                 <w:rFonts w:ascii="Times New Roman" w:eastAsia="Times New Roman" w:hAnsi="Times New Roman" w:cs="Times New Roman"/>
@@ -498,7 +521,17 @@
                 <w:kern w:val="0"/>
                 <w14:ligatures w14:val="none"/>
               </w:rPr>
-              <w:t>Veryfi API keys weren't being found because the .env file path was wrong.</w:t>
+              <w:t>Veryfi</w:t>
+            </w:r>
+            <w:proofErr w:type="spellEnd"/>
+            <w:r>
+              <w:rPr>
+                <w:rFonts w:ascii="Times New Roman" w:eastAsia="Times New Roman" w:hAnsi="Times New Roman" w:cs="Times New Roman"/>
+                <w:color w:val="0F1115"/>
+                <w:kern w:val="0"/>
+                <w14:ligatures w14:val="none"/>
+              </w:rPr>
+              <w:t xml:space="preserve"> API keys weren't being found because the .env file path was wrong.</w:t>
             </w:r>
           </w:p>
           <w:p>
@@ -764,7 +797,7 @@
 </file>
 
 <file path=word/numbering.xml><?xml version="1.0" encoding="utf-8"?>
-<w:numbering xmlns:wpc="http://schemas.microsoft.com/office/word/2010/wordprocessingCanvas" xmlns:cx="http://schemas.microsoft.com/office/drawing/2014/chartex" xmlns:cx1="http://schemas.microsoft.com/office/drawing/2015/9/8/chartex" xmlns:cx2="http://schemas.microsoft.com/office/drawing/2015/10/21/chartex" xmlns:cx3="http://schemas.microsoft.com/office/drawing/2016/5/9/chartex" xmlns:cx4="http://schemas.microsoft.com/office/drawing/2016/5/10/chartex" xmlns:cx5="http://schemas.microsoft.com/office/drawing/2016/5/11/chartex" xmlns:cx6="http://schemas.microsoft.com/office/drawing/2016/5/12/chartex" xmlns:cx7="http://schemas.microsoft.com/office/drawing/2016/5/13/chartex" xmlns:cx8="http://schemas.microsoft.com/office/drawing/2016/5/14/chartex" xmlns:mc="http://schemas.openxmlformats.org/markup-compatibility/2006" xmlns:aink="http://schemas.microsoft.com/office/drawing/2016/ink" xmlns:am3d="http://schemas.microsoft.com/office/drawing/2017/model3d" xmlns:o="urn:schemas-microsoft-com:office:office" xmlns:oel="http://schemas.microsoft.com/office/2019/extlst" xmlns:r="http://schemas.openxmlformats.org/officeDocument/2006/relationships" xmlns:m="http://schemas.openxmlformats.org/officeDocument/2006/math" xmlns:v="urn:schemas-microsoft-com:vml" xmlns:wp14="http://schemas.microsoft.com/office/word/2010/wordprocessingDrawing" xmlns:wp="http://schemas.openxmlformats.org/drawingml/2006/wordprocessingDrawing" xmlns:w10="urn:schemas-microsoft-com:office:word" xmlns:w="http://schemas.openxmlformats.org/wordprocessingml/2006/main" xmlns:w14="http://schemas.microsoft.com/office/word/2010/wordml" xmlns:w15="http://schemas.microsoft.com/office/word/2012/wordml" xmlns:w16cex="http://schemas.microsoft.com/office/word/2018/wordml/cex" xmlns:w16cid="http://schemas.microsoft.com/office/word/2016/wordml/cid" xmlns:w16="http://schemas.microsoft.com/office/word/2018/wordml" xmlns:w16du="http://schemas.microsoft.com/office/word/2023/wordml/word16du" xmlns:w16sdtdh="http://schemas.microsoft.com/office/word/2020/wordml/sdtdatahash" xmlns:w16se="http://schemas.microsoft.com/office/word/2015/wordml/symex" xmlns:wpg="http://schemas.microsoft.com/office/word/2010/wordprocessingGroup" xmlns:wpi="http://schemas.microsoft.com/office/word/2010/wordprocessingInk" xmlns:wne="http://schemas.microsoft.com/office/word/2006/wordml" xmlns:wps="http://schemas.microsoft.com/office/word/2010/wordprocessingShape" mc:Ignorable="w14 w15 w16se w16cid w16 w16cex w16sdtdh w16du wp14">
+<w:numbering xmlns:wpc="http://schemas.microsoft.com/office/word/2010/wordprocessingCanvas" xmlns:cx="http://schemas.microsoft.com/office/drawing/2014/chartex" xmlns:cx1="http://schemas.microsoft.com/office/drawing/2015/9/8/chartex" xmlns:cx2="http://schemas.microsoft.com/office/drawing/2015/10/21/chartex" xmlns:cx3="http://schemas.microsoft.com/office/drawing/2016/5/9/chartex" xmlns:cx4="http://schemas.microsoft.com/office/drawing/2016/5/10/chartex" xmlns:cx5="http://schemas.microsoft.com/office/drawing/2016/5/11/chartex" xmlns:cx6="http://schemas.microsoft.com/office/drawing/2016/5/12/chartex" xmlns:cx7="http://schemas.microsoft.com/office/drawing/2016/5/13/chartex" xmlns:cx8="http://schemas.microsoft.com/office/drawing/2016/5/14/chartex" xmlns:mc="http://schemas.openxmlformats.org/markup-compatibility/2006" xmlns:aink="http://schemas.microsoft.com/office/drawing/2016/ink" xmlns:am3d="http://schemas.microsoft.com/office/drawing/2017/model3d" xmlns:o="urn:schemas-microsoft-com:office:office" xmlns:oel="http://schemas.microsoft.com/office/2019/extlst" xmlns:r="http://schemas.openxmlformats.org/officeDocument/2006/relationships" xmlns:m="http://schemas.openxmlformats.org/officeDocument/2006/math" xmlns:v="urn:schemas-microsoft-com:vml" xmlns:wp14="http://schemas.microsoft.com/office/word/2010/wordprocessingDrawing" xmlns:wp="http://schemas.openxmlformats.org/drawingml/2006/wordprocessingDrawing" xmlns:w10="urn:schemas-microsoft-com:office:word" xmlns:w="http://schemas.openxmlformats.org/wordprocessingml/2006/main" xmlns:w14="http://schemas.microsoft.com/office/word/2010/wordml" xmlns:w15="http://schemas.microsoft.com/office/word/2012/wordml" xmlns:w16cex="http://schemas.microsoft.com/office/word/2018/wordml/cex" xmlns:w16cid="http://schemas.microsoft.com/office/word/2016/wordml/cid" xmlns:w16="http://schemas.microsoft.com/office/word/2018/wordml" xmlns:w16du="http://schemas.microsoft.com/office/word/2023/wordml/word16du" xmlns:w16sdtdh="http://schemas.microsoft.com/office/word/2020/wordml/sdtdatahash" xmlns:w16sdtfl="http://schemas.microsoft.com/office/word/2024/wordml/sdtformatlock" xmlns:w16se="http://schemas.microsoft.com/office/word/2015/wordml/symex" xmlns:wpg="http://schemas.microsoft.com/office/word/2010/wordprocessingGroup" xmlns:wpi="http://schemas.microsoft.com/office/word/2010/wordprocessingInk" xmlns:wne="http://schemas.microsoft.com/office/word/2006/wordml" xmlns:wps="http://schemas.microsoft.com/office/word/2010/wordprocessingShape" mc:Ignorable="w14 w15 w16se w16cid w16 w16cex w16sdtdh w16sdtfl w16du wp14">
   <w:abstractNum w:abstractNumId="0" w15:restartNumberingAfterBreak="0">
     <w:nsid w:val="6D313A38"/>
     <w:multiLevelType w:val="multilevel"/>
@@ -1036,7 +1069,7 @@
 </file>
 
 <file path=word/styles.xml><?xml version="1.0" encoding="utf-8"?>
-<w:styles xmlns:mc="http://schemas.openxmlformats.org/markup-compatibility/2006" xmlns:r="http://schemas.openxmlformats.org/officeDocument/2006/relationships" xmlns:w="http://schemas.openxmlformats.org/wordprocessingml/2006/main" xmlns:w14="http://schemas.microsoft.com/office/word/2010/wordml" xmlns:w15="http://schemas.microsoft.com/office/word/2012/wordml" xmlns:w16cex="http://schemas.microsoft.com/office/word/2018/wordml/cex" xmlns:w16cid="http://schemas.microsoft.com/office/word/2016/wordml/cid" xmlns:w16="http://schemas.microsoft.com/office/word/2018/wordml" xmlns:w16du="http://schemas.microsoft.com/office/word/2023/wordml/word16du" xmlns:w16sdtdh="http://schemas.microsoft.com/office/word/2020/wordml/sdtdatahash" xmlns:w16se="http://schemas.microsoft.com/office/word/2015/wordml/symex" mc:Ignorable="w14 w15 w16se w16cid w16 w16cex w16sdtdh w16du">
+<w:styles xmlns:mc="http://schemas.openxmlformats.org/markup-compatibility/2006" xmlns:r="http://schemas.openxmlformats.org/officeDocument/2006/relationships" xmlns:w="http://schemas.openxmlformats.org/wordprocessingml/2006/main" xmlns:w14="http://schemas.microsoft.com/office/word/2010/wordml" xmlns:w15="http://schemas.microsoft.com/office/word/2012/wordml" xmlns:w16cex="http://schemas.microsoft.com/office/word/2018/wordml/cex" xmlns:w16cid="http://schemas.microsoft.com/office/word/2016/wordml/cid" xmlns:w16="http://schemas.microsoft.com/office/word/2018/wordml" xmlns:w16du="http://schemas.microsoft.com/office/word/2023/wordml/word16du" xmlns:w16sdtdh="http://schemas.microsoft.com/office/word/2020/wordml/sdtdatahash" xmlns:w16sdtfl="http://schemas.microsoft.com/office/word/2024/wordml/sdtformatlock" xmlns:w16se="http://schemas.microsoft.com/office/word/2015/wordml/symex" mc:Ignorable="w14 w15 w16se w16cid w16 w16cex w16sdtdh w16sdtfl w16du">
   <w:docDefaults>
     <w:rPrDefault>
       <w:rPr>
@@ -1641,7 +1674,6 @@
   <w:style w:type="character" w:default="1" w:styleId="DefaultParagraphFont">
     <w:name w:val="Default Paragraph Font"/>
     <w:uiPriority w:val="1"/>
-    <w:semiHidden/>
     <w:unhideWhenUsed/>
   </w:style>
   <w:style w:type="table" w:default="1" w:styleId="TableNormal">

--- a/docs/phase3/ai-usage.docx
+++ b/docs/phase3/ai-usage.docx
@@ -711,18 +711,9 @@
                 <w:rFonts w:ascii="Times New Roman" w:hAnsi="Times New Roman" w:cs="Times New Roman"/>
               </w:rPr>
             </w:pPr>
-          </w:p>
-          <w:p>
-            <w:pPr>
-              <w:spacing w:after="0" w:line="480" w:lineRule="auto"/>
-              <w:jc w:val="center"/>
-              <w:rPr>
-                <w:rFonts w:ascii="Times New Roman" w:hAnsi="Times New Roman" w:cs="Times New Roman"/>
-              </w:rPr>
-            </w:pPr>
-            <w:r>
-              <w:rPr>
-                <w:rFonts w:ascii="Times New Roman" w:eastAsia="Aptos" w:hAnsi="Times New Roman" w:cs="Times New Roman"/>
+            <w:r>
+              <w:rPr>
+                <w:rFonts w:ascii="Times New Roman" w:hAnsi="Times New Roman" w:cs="Times New Roman"/>
               </w:rPr>
               <w:lastRenderedPageBreak/>
               <w:t>Daniel Austin</w:t>
@@ -750,22 +741,21 @@
                 <w:rFonts w:ascii="Times New Roman" w:hAnsi="Times New Roman" w:cs="Times New Roman"/>
               </w:rPr>
             </w:pPr>
-          </w:p>
-          <w:p>
-            <w:pPr>
-              <w:spacing w:after="0" w:line="480" w:lineRule="auto"/>
-              <w:jc w:val="center"/>
-              <w:rPr>
-                <w:rFonts w:ascii="Times New Roman" w:hAnsi="Times New Roman" w:cs="Times New Roman"/>
-              </w:rPr>
-            </w:pPr>
-            <w:r>
-              <w:rPr>
-                <w:rFonts w:ascii="Times New Roman" w:eastAsia="Aptos" w:hAnsi="Times New Roman" w:cs="Times New Roman"/>
-              </w:rPr>
-              <w:lastRenderedPageBreak/>
+            <w:r>
+              <w:rPr>
+                <w:rFonts w:ascii="Times New Roman" w:hAnsi="Times New Roman" w:cs="Times New Roman"/>
+              </w:rPr>
               <w:t>Developer</w:t>
             </w:r>
+          </w:p>
+          <w:p>
+            <w:pPr>
+              <w:spacing w:after="0" w:line="480" w:lineRule="auto"/>
+              <w:jc w:val="center"/>
+              <w:rPr>
+                <w:rFonts w:ascii="Times New Roman" w:hAnsi="Times New Roman" w:cs="Times New Roman"/>
+              </w:rPr>
+            </w:pPr>
           </w:p>
         </w:tc>
         <w:tc>
@@ -780,6 +770,12 @@
                 <w:rFonts w:ascii="Times New Roman" w:hAnsi="Times New Roman" w:cs="Times New Roman"/>
               </w:rPr>
             </w:pPr>
+            <w:r>
+              <w:rPr>
+                <w:rFonts w:ascii="Times New Roman" w:hAnsi="Times New Roman" w:cs="Times New Roman"/>
+              </w:rPr>
+              <w:t>ChatGPT and Perplexity.ai were both used in the testing and debugging of login/ dashboard code as well as to establish the connection between the dashboard and the SQL database for the purpose of data visualization.</w:t>
+            </w:r>
           </w:p>
         </w:tc>
       </w:tr>
@@ -1674,6 +1670,7 @@
   <w:style w:type="character" w:default="1" w:styleId="DefaultParagraphFont">
     <w:name w:val="Default Paragraph Font"/>
     <w:uiPriority w:val="1"/>
+    <w:semiHidden/>
     <w:unhideWhenUsed/>
   </w:style>
   <w:style w:type="table" w:default="1" w:styleId="TableNormal">
